--- a/docs/Pt_工程师版_v5.0.docx
+++ b/docs/Pt_工程师版_v5.0.docx
@@ -8363,7 +8363,7 @@
       </w:r>
     </w:p>
     <w:bookmarkEnd w:id="48"/>
-    <w:bookmarkStart w:id="49" w:name="一条已知但未解的事"/>
+    <w:bookmarkStart w:id="49" w:name="一条要让现场知道的数"/>
     <w:p>
       <w:pPr>
         <w:pStyle w:val="Heading2"/>
@@ -8375,7 +8375,7 @@
         <w:rPr>
           <w:rFonts w:hint="eastAsia"/>
         </w:rPr>
-        <w:t xml:space="preserve">一条已知但未解的事</w:t>
+        <w:t xml:space="preserve">一条要让现场知道的数</w:t>
       </w:r>
     </w:p>
     <w:p>
@@ -8427,44 +8427,24 @@
         <w:rPr>
           <w:rFonts w:hint="eastAsia"/>
         </w:rPr>
-        <w:t xml:space="preserve">这既是求解收敛慢的原因，也是一项</w:t>
-      </w:r>
-      <w:r>
-        <w:rPr>
-          <w:rFonts w:hint="eastAsia"/>
-          <w:b/>
-          <w:bCs/>
-        </w:rPr>
-        <w:t xml:space="preserve">该汇报的设计裕度</w:t>
-      </w:r>
-      <w:r>
-        <w:rPr>
-          <w:rFonts w:hint="eastAsia"/>
-        </w:rPr>
-        <w:t xml:space="preserve">：</w:t>
-      </w:r>
-      <w:r>
-        <w:t xml:space="preserve"> </w:t>
-      </w:r>
-      <w:r>
-        <w:rPr>
-          <w:rFonts w:hint="eastAsia"/>
-        </w:rPr>
-        <w:t xml:space="preserve">系统对「法兰变热</w:t>
-      </w:r>
-      <w:r>
-        <w:t xml:space="preserve"> </w:t>
-      </w:r>
-      <m:oMath>
-        <m:r>
-          <m:rPr>
-            <m:sty m:val="p"/>
-          </m:rPr>
-          <m:t>→</m:t>
-        </m:r>
-      </m:oMath>
-      <w:r>
-        <w:t xml:space="preserve"> </w:t>
+        <w:t xml:space="preserve">这是一项</w:t>
+      </w:r>
+      <w:r>
+        <w:rPr>
+          <w:rFonts w:hint="eastAsia"/>
+          <w:b/>
+          <w:bCs/>
+        </w:rPr>
+        <w:t xml:space="preserve">设计裕度</w:t>
+      </w:r>
+      <w:r>
+        <w:rPr>
+          <w:rFonts w:hint="eastAsia"/>
+        </w:rPr>
+        <w:t xml:space="preserve">：系统对「法兰变热</w:t>
+      </w:r>
+      <w:r>
+        <w:t xml:space="preserve"> → </w:t>
       </w:r>
       <w:r>
         <w:rPr>
@@ -8473,18 +8453,7 @@
         <w:t xml:space="preserve">抽热变化</w:t>
       </w:r>
       <w:r>
-        <w:t xml:space="preserve"> </w:t>
-      </w:r>
-      <m:oMath>
-        <m:r>
-          <m:rPr>
-            <m:sty m:val="p"/>
-          </m:rPr>
-          <m:t>→</m:t>
-        </m:r>
-      </m:oMath>
-      <w:r>
-        <w:t xml:space="preserve"> </w:t>
+        <w:t xml:space="preserve"> → </w:t>
       </w:r>
       <w:r>
         <w:rPr>
@@ -8493,45 +8462,477 @@
         <w:t xml:space="preserve">管根变化</w:t>
       </w:r>
       <w:r>
-        <w:t xml:space="preserve"> </w:t>
-      </w:r>
-      <m:oMath>
-        <m:r>
-          <m:rPr>
-            <m:sty m:val="p"/>
-          </m:rPr>
-          <m:t>→</m:t>
-        </m:r>
-      </m:oMath>
-      <w:r>
-        <w:t xml:space="preserve"> </w:t>
-      </w:r>
-      <w:r>
-        <w:rPr>
-          <w:rFonts w:hint="eastAsia"/>
-        </w:rPr>
-        <w:t xml:space="preserve">法兰更热」这个回路的阻尼只有</w:t>
-      </w:r>
-      <w:r>
-        <w:t xml:space="preserve"> 4 %。</w:t>
-      </w:r>
-      <w:r>
-        <w:t xml:space="preserve"> </w:t>
-      </w:r>
-      <w:r>
-        <w:rPr>
-          <w:rFonts w:hint="eastAsia"/>
-        </w:rPr>
-        <w:t xml:space="preserve">现有两档的剩余误差已压到</w:t>
-      </w:r>
-      <w:r>
-        <w:t xml:space="preserve"> 0.65 / 0.75 </w:t>
-      </w:r>
-      <w:r>
-        <w:rPr>
-          <w:rFonts w:hint="eastAsia"/>
-        </w:rPr>
-        <w:t xml:space="preserve">K，判据可用；但这个数字本身值得让现场知道。</w:t>
+        <w:t xml:space="preserve"> → </w:t>
+      </w:r>
+      <w:r>
+        <w:rPr>
+          <w:rFonts w:hint="eastAsia"/>
+        </w:rPr>
+        <w:t xml:space="preserve">法兰更热」</w:t>
+      </w:r>
+      <w:r>
+        <w:t xml:space="preserve"> </w:t>
+      </w:r>
+      <w:r>
+        <w:rPr>
+          <w:rFonts w:hint="eastAsia"/>
+        </w:rPr>
+        <w:t xml:space="preserve">这个回路的阻尼只有</w:t>
+      </w:r>
+      <w:r>
+        <w:t xml:space="preserve"> 4 </w:t>
+      </w:r>
+      <w:r>
+        <w:rPr>
+          <w:rFonts w:hint="eastAsia"/>
+        </w:rPr>
+        <w:t xml:space="preserve">%。它也是求解收敛慢的原因。</w:t>
+      </w:r>
+    </w:p>
+    <w:p>
+      <w:pPr>
+        <w:pStyle w:val="BodyText"/>
+      </w:pPr>
+      <w:r>
+        <w:rPr>
+          <w:rFonts w:hint="eastAsia"/>
+          <w:b/>
+          <w:bCs/>
+        </w:rPr>
+        <w:t xml:space="preserve">求解侧已经解决</w:t>
+      </w:r>
+      <w:r>
+        <w:rPr>
+          <w:rFonts w:hint="eastAsia"/>
+        </w:rPr>
+        <w:t xml:space="preserve">（2026-08-16</w:t>
+      </w:r>
+      <w:r>
+        <w:t xml:space="preserve"> </w:t>
+      </w:r>
+      <w:r>
+        <w:rPr>
+          <w:rFonts w:hint="eastAsia"/>
+        </w:rPr>
+        <w:t xml:space="preserve">上了</w:t>
+      </w:r>
+      <w:r>
+        <w:t xml:space="preserve"> Anderson </w:t>
+      </w:r>
+      <w:r>
+        <w:rPr>
+          <w:rFonts w:hint="eastAsia"/>
+        </w:rPr>
+        <w:t xml:space="preserve">加速）：定案点从</w:t>
+      </w:r>
+      <w:r>
+        <w:t xml:space="preserve"> 60+ </w:t>
+      </w:r>
+      <w:r>
+        <w:rPr>
+          <w:rFonts w:hint="eastAsia"/>
+        </w:rPr>
+        <w:t xml:space="preserve">轮降到</w:t>
+      </w:r>
+      <w:r>
+        <w:t xml:space="preserve"> 9 </w:t>
+      </w:r>
+      <w:r>
+        <w:rPr>
+          <w:rFonts w:hint="eastAsia"/>
+        </w:rPr>
+        <w:t xml:space="preserve">轮，</w:t>
+      </w:r>
+      <w:r>
+        <w:t xml:space="preserve"> </w:t>
+      </w:r>
+      <w:r>
+        <w:rPr>
+          <w:rFonts w:hint="eastAsia"/>
+        </w:rPr>
+        <w:t xml:space="preserve">偏离档从</w:t>
+      </w:r>
+      <w:r>
+        <w:t xml:space="preserve"> 734 </w:t>
+      </w:r>
+      <w:r>
+        <w:rPr>
+          <w:rFonts w:hint="eastAsia"/>
+        </w:rPr>
+        <w:t xml:space="preserve">轮／17.4</w:t>
+      </w:r>
+      <w:r>
+        <w:t xml:space="preserve"> min </w:t>
+      </w:r>
+      <w:r>
+        <w:rPr>
+          <w:rFonts w:hint="eastAsia"/>
+        </w:rPr>
+        <w:t xml:space="preserve">降到</w:t>
+      </w:r>
+      <w:r>
+        <w:t xml:space="preserve"> 109 </w:t>
+      </w:r>
+      <w:r>
+        <w:rPr>
+          <w:rFonts w:hint="eastAsia"/>
+        </w:rPr>
+        <w:t xml:space="preserve">轮／2.7</w:t>
+      </w:r>
+      <w:r>
+        <w:t xml:space="preserve"> min。</w:t>
+      </w:r>
+      <w:r>
+        <w:rPr>
+          <w:rFonts w:hint="eastAsia"/>
+          <w:b/>
+          <w:bCs/>
+        </w:rPr>
+        <w:t xml:space="preserve">但那只是算得快了，</w:t>
+      </w:r>
+      <w:r>
+        <w:rPr>
+          <w:b/>
+          <w:bCs/>
+        </w:rPr>
+        <w:t xml:space="preserve"> </w:t>
+      </w:r>
+      <w:r>
+        <w:rPr>
+          <w:rFonts w:hint="eastAsia"/>
+          <w:b/>
+          <w:bCs/>
+        </w:rPr>
+        <w:t xml:space="preserve">环路增益</w:t>
+      </w:r>
+      <w:r>
+        <w:rPr>
+          <w:b/>
+          <w:bCs/>
+        </w:rPr>
+        <w:t xml:space="preserve"> 0.96 </w:t>
+      </w:r>
+      <w:r>
+        <w:rPr>
+          <w:rFonts w:hint="eastAsia"/>
+          <w:b/>
+          <w:bCs/>
+        </w:rPr>
+        <w:t xml:space="preserve">是物理，没有变。</w:t>
+      </w:r>
+    </w:p>
+    <w:p>
+      <w:pPr>
+        <w:pStyle w:val="BodyText"/>
+      </w:pPr>
+      <w:r>
+        <w:t xml:space="preserve">ewpage</w:t>
+      </w:r>
+    </w:p>
+    <w:bookmarkEnd w:id="49"/>
+    <w:bookmarkEnd w:id="50"/>
+    <w:bookmarkStart w:id="51" w:name="改参数会不会跑出错答案"/>
+    <w:p>
+      <w:pPr>
+        <w:pStyle w:val="Heading1"/>
+      </w:pPr>
+      <w:r>
+        <w:t xml:space="preserve">8 </w:t>
+      </w:r>
+      <w:r>
+        <w:rPr>
+          <w:rFonts w:hint="eastAsia"/>
+        </w:rPr>
+        <w:t xml:space="preserve">改参数会不会跑出错答案</w:t>
+      </w:r>
+    </w:p>
+    <w:p>
+      <w:pPr>
+        <w:pStyle w:val="FirstParagraph"/>
+      </w:pPr>
+      <w:r>
+        <w:rPr>
+          <w:rFonts w:hint="eastAsia"/>
+        </w:rPr>
+        <w:t xml:space="preserve">这条专门验过（</w:t>
+      </w:r>
+      <w:r>
+        <w:rPr>
+          <w:rStyle w:val="VerbatimChar"/>
+        </w:rPr>
+        <w:t xml:space="preserve">--cli --vary</w:t>
+      </w:r>
+      <w:r>
+        <w:rPr>
+          <w:rFonts w:hint="eastAsia"/>
+        </w:rPr>
+        <w:t xml:space="preserve">，两轮共</w:t>
+      </w:r>
+      <w:r>
+        <w:t xml:space="preserve"> 46 </w:t>
+      </w:r>
+      <w:r>
+        <w:rPr>
+          <w:rFonts w:hint="eastAsia"/>
+        </w:rPr>
+        <w:t xml:space="preserve">次求解）。</w:t>
+      </w:r>
+    </w:p>
+    <w:p>
+      <w:pPr>
+        <w:pStyle w:val="BodyText"/>
+      </w:pPr>
+      <w:r>
+        <w:rPr>
+          <w:rFonts w:hint="eastAsia"/>
+          <w:b/>
+          <w:bCs/>
+        </w:rPr>
+        <w:t xml:space="preserve">灵敏度</w:t>
+      </w:r>
+      <w:r>
+        <w:rPr>
+          <w:rFonts w:hint="eastAsia"/>
+        </w:rPr>
+        <w:t xml:space="preserve">：六个旋钮各</w:t>
+      </w:r>
+      <w:r>
+        <w:t xml:space="preserve"> </w:t>
+      </w:r>
+      <w:r>
+        <w:rPr>
+          <w:rFonts w:hint="eastAsia"/>
+        </w:rPr>
+        <w:t xml:space="preserve">±一步，方向预言</w:t>
+      </w:r>
+      <w:r>
+        <w:rPr>
+          <w:rFonts w:hint="eastAsia"/>
+          <w:b/>
+          <w:bCs/>
+        </w:rPr>
+        <w:t xml:space="preserve">写在跑之前</w:t>
+      </w:r>
+      <w:r>
+        <w:t xml:space="preserve"> </w:t>
+      </w:r>
+      <w:r>
+        <w:t xml:space="preserve">—— 15 </w:t>
+      </w:r>
+      <w:r>
+        <w:rPr>
+          <w:rFonts w:hint="eastAsia"/>
+        </w:rPr>
+        <w:t xml:space="preserve">条符合、1</w:t>
+      </w:r>
+      <w:r>
+        <w:t xml:space="preserve"> </w:t>
+      </w:r>
+      <w:r>
+        <w:rPr>
+          <w:rFonts w:hint="eastAsia"/>
+        </w:rPr>
+        <w:t xml:space="preserve">条撤回。</w:t>
+      </w:r>
+      <w:r>
+        <w:t xml:space="preserve"> </w:t>
+      </w:r>
+      <w:r>
+        <w:rPr>
+          <w:rFonts w:hint="eastAsia"/>
+        </w:rPr>
+        <w:t xml:space="preserve">撤回的那条是「管壁</w:t>
+      </w:r>
+      <w:r>
+        <w:t xml:space="preserve"> → ②″ </w:t>
+      </w:r>
+      <w:r>
+        <w:rPr>
+          <w:rFonts w:hint="eastAsia"/>
+        </w:rPr>
+        <w:t xml:space="preserve">的符号」：它出自另一个构型的实测，而</w:t>
+      </w:r>
+      <w:r>
+        <w:t xml:space="preserve"> ②″ </w:t>
+      </w:r>
+      <w:r>
+        <w:rPr>
+          <w:rFonts w:hint="eastAsia"/>
+        </w:rPr>
+        <w:t xml:space="preserve">由</w:t>
+      </w:r>
+      <w:r>
+        <w:rPr>
+          <w:rFonts w:hint="eastAsia"/>
+          <w:b/>
+          <w:bCs/>
+        </w:rPr>
+        <w:t xml:space="preserve">两个竞争峰</w:t>
+      </w:r>
+      <w:r>
+        <w:t xml:space="preserve"> </w:t>
+      </w:r>
+      <w:r>
+        <w:rPr>
+          <w:rFonts w:hint="eastAsia"/>
+        </w:rPr>
+        <w:t xml:space="preserve">（盘缘死区</w:t>
+      </w:r>
+      <w:r>
+        <w:t xml:space="preserve"> / </w:t>
+      </w:r>
+      <w:r>
+        <w:rPr>
+          <w:rFonts w:hint="eastAsia"/>
+        </w:rPr>
+        <w:t xml:space="preserve">舌根凹角）决定，谁主导会随构型变</w:t>
+      </w:r>
+      <w:r>
+        <w:t xml:space="preserve"> ⇒ </w:t>
+      </w:r>
+      <w:r>
+        <w:rPr>
+          <w:rFonts w:hint="eastAsia"/>
+        </w:rPr>
+        <w:t xml:space="preserve">那个符号本就不该外推。</w:t>
+      </w:r>
+    </w:p>
+    <w:p>
+      <w:pPr>
+        <w:pStyle w:val="BodyText"/>
+      </w:pPr>
+      <w:r>
+        <w:rPr>
+          <w:rFonts w:hint="eastAsia"/>
+          <w:b/>
+          <w:bCs/>
+        </w:rPr>
+        <w:t xml:space="preserve">鲁棒性</w:t>
+      </w:r>
+      <w:r>
+        <w:rPr>
+          <w:rFonts w:hint="eastAsia"/>
+        </w:rPr>
+        <w:t xml:space="preserve">：把参数推到定案点之外十种（含明显不可行的），</w:t>
+      </w:r>
+      <w:r>
+        <w:t xml:space="preserve"> </w:t>
+      </w:r>
+      <w:r>
+        <w:rPr>
+          <w:rFonts w:hint="eastAsia"/>
+          <w:b/>
+          <w:bCs/>
+        </w:rPr>
+        <w:t xml:space="preserve">没有一档是「安静失败」</w:t>
+      </w:r>
+      <w:r>
+        <w:t xml:space="preserve"> </w:t>
+      </w:r>
+      <w:r>
+        <w:t xml:space="preserve">—— </w:t>
+      </w:r>
+      <w:r>
+        <w:rPr>
+          <w:rFonts w:hint="eastAsia"/>
+        </w:rPr>
+        <w:t xml:space="preserve">越界时要么判</w:t>
+      </w:r>
+      <w:r>
+        <w:t xml:space="preserve"> </w:t>
+      </w:r>
+      <w:r>
+        <w:rPr>
+          <w:rFonts w:hint="eastAsia"/>
+        </w:rPr>
+        <w:t xml:space="preserve">✗，要么自己报未收敛。</w:t>
+      </w:r>
+      <w:r>
+        <w:t xml:space="preserve"> </w:t>
+      </w:r>
+      <w:r>
+        <w:rPr>
+          <w:rFonts w:hint="eastAsia"/>
+        </w:rPr>
+        <w:t xml:space="preserve">连算出</w:t>
+      </w:r>
+      <w:r>
+        <w:t xml:space="preserve"> 2302 </w:t>
+      </w:r>
+      <w:r>
+        <w:rPr>
+          <w:rFonts w:hint="eastAsia"/>
+        </w:rPr>
+        <w:t xml:space="preserve">°C（超铂熔点</w:t>
+      </w:r>
+      <w:r>
+        <w:t xml:space="preserve"> </w:t>
+      </w:r>
+      <w:r>
+        <w:rPr>
+          <w:rFonts w:hint="eastAsia"/>
+        </w:rPr>
+        <w:t xml:space="preserve">1768）的那一档也没报「全过」。</w:t>
+      </w:r>
+    </w:p>
+    <w:p>
+      <w:pPr>
+        <w:pStyle w:val="BodyText"/>
+      </w:pPr>
+      <w:r>
+        <w:t xml:space="preserve">⇒</w:t>
+      </w:r>
+      <w:r>
+        <w:t xml:space="preserve"> </w:t>
+      </w:r>
+      <w:r>
+        <w:rPr>
+          <w:rFonts w:hint="eastAsia"/>
+          <w:b/>
+          <w:bCs/>
+        </w:rPr>
+        <w:t xml:space="preserve">可以放心改参数试。</w:t>
+      </w:r>
+      <w:r>
+        <w:t xml:space="preserve"> </w:t>
+      </w:r>
+      <w:r>
+        <w:rPr>
+          <w:rFonts w:hint="eastAsia"/>
+        </w:rPr>
+        <w:t xml:space="preserve">要看的只有两处：判据表上方那行</w:t>
+      </w:r>
+      <w:r>
+        <w:rPr>
+          <w:rFonts w:hint="eastAsia"/>
+          <w:b/>
+          <w:bCs/>
+        </w:rPr>
+        <w:t xml:space="preserve">收敛信息</w:t>
+      </w:r>
+      <w:r>
+        <w:rPr>
+          <w:rFonts w:hint="eastAsia"/>
+        </w:rPr>
+        <w:t xml:space="preserve">，以及裕度列。</w:t>
+      </w:r>
+      <w:r>
+        <w:t xml:space="preserve"> </w:t>
+      </w:r>
+      <w:r>
+        <w:rPr>
+          <w:rFonts w:hint="eastAsia"/>
+        </w:rPr>
+        <w:t xml:space="preserve">收敛信息说「不可引用」时，那就是字面意思；程序还会告诉你是「慢，加轮数就行」</w:t>
+      </w:r>
+      <w:r>
+        <w:t xml:space="preserve"> </w:t>
+      </w:r>
+      <w:r>
+        <w:rPr>
+          <w:rFonts w:hint="eastAsia"/>
+        </w:rPr>
+        <w:t xml:space="preserve">还是「疑似失控，加轮数没用」，前者会直接问你要不要加轮数重跑。</w:t>
       </w:r>
     </w:p>
     <w:p>
@@ -8584,8 +8985,7 @@
         <w:t xml:space="preserve">图文说明书（按定案档实时生成）。</w:t>
       </w:r>
     </w:p>
-    <w:bookmarkEnd w:id="49"/>
-    <w:bookmarkEnd w:id="50"/>
+    <w:bookmarkEnd w:id="51"/>
     <w:sectPr>
       <w:footnotePr>
         <w:numRestart w:val="eachSect"/>

--- a/docs/Pt_工程师版_v5.0.docx
+++ b/docs/Pt_工程师版_v5.0.docx
@@ -378,7 +378,7 @@
                 <w:b/>
                 <w:bCs/>
               </w:rPr>
-              <w:t xml:space="preserve">3117 g</w:t>
+              <w:t xml:space="preserve">3106 g</w:t>
             </w:r>
           </w:p>
         </w:tc>
@@ -480,7 +480,7 @@
                 <w:b/>
                 <w:bCs/>
               </w:rPr>
-              <w:t xml:space="preserve">2398 g</w:t>
+              <w:t xml:space="preserve">2388 g</w:t>
             </w:r>
           </w:p>
         </w:tc>
@@ -778,7 +778,7 @@
         <w:t xml:space="preserve">档，省</w:t>
       </w:r>
       <w:r>
-        <w:t xml:space="preserve"> 719 </w:t>
+        <w:t xml:space="preserve"> 718 </w:t>
       </w:r>
       <w:r>
         <w:rPr>
@@ -1452,7 +1452,7 @@
                 <w:b/>
                 <w:bCs/>
               </w:rPr>
-              <w:t xml:space="preserve">2.11 / 3.40 / 3.18 / 1.76</w:t>
+              <w:t xml:space="preserve">2.11 / 3.33 / 3.12 / 1.76</w:t>
             </w:r>
           </w:p>
         </w:tc>
@@ -1467,7 +1467,7 @@
                 <w:b/>
                 <w:bCs/>
               </w:rPr>
-              <w:t xml:space="preserve">1.82 / 2.91 / 2.71 / 1.49</w:t>
+              <w:t xml:space="preserve">1.82 / 2.85 / 2.66 / 1.49</w:t>
             </w:r>
           </w:p>
         </w:tc>
@@ -1493,28 +1493,6 @@
                 <w:rFonts w:hint="eastAsia"/>
               </w:rPr>
               <w:t xml:space="preserve">内级倍率</w:t>
-            </w:r>
-          </w:p>
-        </w:tc>
-        <w:tc>
-          <w:tcPr/>
-          <w:p>
-            <w:pPr>
-              <w:pStyle w:val="Compact"/>
-            </w:pPr>
-            <m:oMath>
-              <m:r>
-                <m:rPr>
-                  <m:sty m:val="p"/>
-                </m:rPr>
-                <m:t>×</m:t>
-              </m:r>
-              <m:r>
-                <m:t>1.24</m:t>
-              </m:r>
-            </m:oMath>
-            <w:r>
-              <w:t xml:space="preserve">​</w:t>
             </w:r>
           </w:p>
         </w:tc>
@@ -1540,6 +1518,28 @@
             </w:r>
           </w:p>
         </w:tc>
+        <w:tc>
+          <w:tcPr/>
+          <w:p>
+            <w:pPr>
+              <w:pStyle w:val="Compact"/>
+            </w:pPr>
+            <m:oMath>
+              <m:r>
+                <m:rPr>
+                  <m:sty m:val="p"/>
+                </m:rPr>
+                <m:t>×</m:t>
+              </m:r>
+              <m:r>
+                <m:t>1.20</m:t>
+              </m:r>
+            </m:oMath>
+            <w:r>
+              <w:t xml:space="preserve">​</w:t>
+            </w:r>
+          </w:p>
+        </w:tc>
       </w:tr>
       <w:tr>
         <w:tc>
@@ -1690,7 +1690,7 @@
               <w:pStyle w:val="Compact"/>
             </w:pPr>
             <w:r>
-              <w:t xml:space="preserve">2466 / 652 /</w:t>
+              <w:t xml:space="preserve">2466 / 641 /</w:t>
             </w:r>
             <w:r>
               <w:t xml:space="preserve"> </w:t>
@@ -1700,18 +1700,18 @@
                 <w:b/>
                 <w:bCs/>
               </w:rPr>
-              <w:t xml:space="preserve">3117 g</w:t>
-            </w:r>
-          </w:p>
-        </w:tc>
-        <w:tc>
-          <w:tcPr/>
-          <w:p>
-            <w:pPr>
-              <w:pStyle w:val="Compact"/>
-            </w:pPr>
-            <w:r>
-              <w:t xml:space="preserve">1842 / 557 /</w:t>
+              <w:t xml:space="preserve">3106 g</w:t>
+            </w:r>
+          </w:p>
+        </w:tc>
+        <w:tc>
+          <w:tcPr/>
+          <w:p>
+            <w:pPr>
+              <w:pStyle w:val="Compact"/>
+            </w:pPr>
+            <w:r>
+              <w:t xml:space="preserve">1842 / 547 /</w:t>
             </w:r>
             <w:r>
               <w:t xml:space="preserve"> </w:t>
@@ -1721,7 +1721,7 @@
                 <w:b/>
                 <w:bCs/>
               </w:rPr>
-              <w:t xml:space="preserve">2398 g</w:t>
+              <w:t xml:space="preserve">2388 g</w:t>
             </w:r>
           </w:p>
         </w:tc>
@@ -1772,7 +1772,7 @@
         <w:t xml:space="preserve">共用片比端片厚</w:t>
       </w:r>
       <w:r>
-        <w:t xml:space="preserve"> 60–90 </w:t>
+        <w:t xml:space="preserve"> 58–89 </w:t>
       </w:r>
       <w:r>
         <w:rPr>
@@ -1954,7 +1954,7 @@
       <w:r>
         <w:drawing>
           <wp:inline>
-            <wp:extent cx="5334000" cy="3115733"/>
+            <wp:extent cx="5334000" cy="3098800"/>
             <wp:effectExtent b="0" l="0" r="0" t="0"/>
             <wp:docPr descr="图 3 径向剖面（1:1，未放大）" title="" id="20" name="Picture"/>
             <a:graphic>
@@ -1975,7 +1975,7 @@
                   <pic:spPr bwMode="auto">
                     <a:xfrm>
                       <a:off x="0" y="0"/>
-                      <a:ext cx="5334000" cy="3115733"/>
+                      <a:ext cx="5334000" cy="3098800"/>
                     </a:xfrm>
                     <a:prstGeom prst="rect">
                       <a:avLst/>
@@ -6683,18 +6683,18 @@
               <w:pStyle w:val="Compact"/>
             </w:pPr>
             <w:r>
-              <w:t xml:space="preserve">130.2</w:t>
-            </w:r>
-          </w:p>
-        </w:tc>
-        <w:tc>
-          <w:tcPr/>
-          <w:p>
-            <w:pPr>
-              <w:pStyle w:val="Compact"/>
-            </w:pPr>
-            <w:r>
-              <w:t xml:space="preserve">129.8</w:t>
+              <w:t xml:space="preserve">129.6</w:t>
+            </w:r>
+          </w:p>
+        </w:tc>
+        <w:tc>
+          <w:tcPr/>
+          <w:p>
+            <w:pPr>
+              <w:pStyle w:val="Compact"/>
+            </w:pPr>
+            <w:r>
+              <w:t xml:space="preserve">129.2</w:t>
             </w:r>
           </w:p>
         </w:tc>
@@ -6755,18 +6755,18 @@
               <w:pStyle w:val="Compact"/>
             </w:pPr>
             <w:r>
-              <w:t xml:space="preserve">216.6</w:t>
-            </w:r>
-          </w:p>
-        </w:tc>
-        <w:tc>
-          <w:tcPr/>
-          <w:p>
-            <w:pPr>
-              <w:pStyle w:val="Compact"/>
-            </w:pPr>
-            <w:r>
-              <w:t xml:space="preserve">215.3</w:t>
+              <w:t xml:space="preserve">210.9</w:t>
+            </w:r>
+          </w:p>
+        </w:tc>
+        <w:tc>
+          <w:tcPr/>
+          <w:p>
+            <w:pPr>
+              <w:pStyle w:val="Compact"/>
+            </w:pPr>
+            <w:r>
+              <w:t xml:space="preserve">209.6</w:t>
             </w:r>
           </w:p>
         </w:tc>
@@ -6784,7 +6784,7 @@
                 <m:t>+</m:t>
               </m:r>
               <m:r>
-                <m:t>0.60</m:t>
+                <m:t>0.59</m:t>
               </m:r>
               <m:r>
                 <m:t> </m:t>
@@ -6827,18 +6827,18 @@
               <w:pStyle w:val="Compact"/>
             </w:pPr>
             <w:r>
-              <w:t xml:space="preserve">201.5</w:t>
-            </w:r>
-          </w:p>
-        </w:tc>
-        <w:tc>
-          <w:tcPr/>
-          <w:p>
-            <w:pPr>
-              <w:pStyle w:val="Compact"/>
-            </w:pPr>
-            <w:r>
-              <w:t xml:space="preserve">200.4</w:t>
+              <w:t xml:space="preserve">196.5</w:t>
+            </w:r>
+          </w:p>
+        </w:tc>
+        <w:tc>
+          <w:tcPr/>
+          <w:p>
+            <w:pPr>
+              <w:pStyle w:val="Compact"/>
+            </w:pPr>
+            <w:r>
+              <w:t xml:space="preserve">195.5</w:t>
             </w:r>
           </w:p>
         </w:tc>
@@ -6856,7 +6856,7 @@
                 <m:t>+</m:t>
               </m:r>
               <m:r>
-                <m:t>0.56</m:t>
+                <m:t>0.55</m:t>
               </m:r>
               <m:r>
                 <m:t> </m:t>
@@ -6896,18 +6896,18 @@
               <w:pStyle w:val="Compact"/>
             </w:pPr>
             <w:r>
-              <w:t xml:space="preserve">107.6</w:t>
-            </w:r>
-          </w:p>
-        </w:tc>
-        <w:tc>
-          <w:tcPr/>
-          <w:p>
-            <w:pPr>
-              <w:pStyle w:val="Compact"/>
-            </w:pPr>
-            <w:r>
-              <w:t xml:space="preserve">107.4</w:t>
+              <w:t xml:space="preserve">107.1</w:t>
+            </w:r>
+          </w:p>
+        </w:tc>
+        <w:tc>
+          <w:tcPr/>
+          <w:p>
+            <w:pPr>
+              <w:pStyle w:val="Compact"/>
+            </w:pPr>
+            <w:r>
+              <w:t xml:space="preserve">106.9</w:t>
             </w:r>
           </w:p>
         </w:tc>
@@ -6971,7 +6971,7 @@
                 <w:b/>
                 <w:bCs/>
               </w:rPr>
-              <w:t xml:space="preserve">3120.6</w:t>
+              <w:t xml:space="preserve">3108.9</w:t>
             </w:r>
           </w:p>
         </w:tc>
@@ -6986,7 +6986,7 @@
                 <w:b/>
                 <w:bCs/>
               </w:rPr>
-              <w:t xml:space="preserve">3117.6</w:t>
+              <w:t xml:space="preserve">3106.0</w:t>
             </w:r>
           </w:p>
         </w:tc>
